--- a/output/docx/fr/BUFRCREX_CodeFlag_fr_10.docx
+++ b/output/docx/fr/BUFRCREX_CodeFlag_fr_10.docx
@@ -1017,7 +1017,7 @@
           <w:i/>
           <w:sz w:val="14"/>
         </w:rPr>
-        <w:t>Note 52: 1) Dans les messages d'observation en provenance de stations météorologiques automatiques, on utilise le chiffre du code 2 si la tendance est à la hausse, 7 si la tendance est à la baisse, et 4 si la pression atmosphérique est la même que trois heures auparavant. 2) Dans les messages provenant de stations tropicales qui communiquent des données concernant les changements de pression sur 24 heures, le chiffre du code 2 indique que la tendance est positive, le chiffre 7 qu'elle est négative, et le chiffre 4 que la pression est la même que 24 heures auparavant.</w:t>
+        <w:t>Note CF52: 1) Dans les messages d'observation en provenance de stations météorologiques automatiques, on utilise le chiffre du code 2 si la tendance est à la hausse, 7 si la tendance est à la baisse, et 4 si la pression atmosphérique est la même que trois heures auparavant. 2) Dans les messages provenant de stations tropicales qui communiquent des données concernant les changements de pression sur 24 heures, le chiffre du code 2 indique que la tendance est positive, le chiffre 7 qu'elle est négative, et le chiffre 4 que la pression est la même que 24 heures auparavant.</w:t>
       </w:r>
     </w:p>
     <w:p>
@@ -1027,7 +1027,7 @@
           <w:i/>
           <w:sz w:val="14"/>
         </w:rPr>
-        <w:t>Note 53: 1) Dans les messages d'observation en provenance de stations météorologiques automatiques, on utilise le chiffre du code 2 si la tendance est à la hausse, 7 si la tendance est à la baisse, et 4 si la pression atmosphérique est la même que trois heures auparavant. 2) Dans les messages provenant de stations tropicales qui communiquent des données concernant les changements de pression sur 24 heures, le chiffre du code 2 indique que la tendance est positive, le chiffre 7 qu'elle est négative, et le chiffre 4 que la pression est la même que 24 heures auparavant.</w:t>
+        <w:t>Note CF53: 1) Dans les messages d'observation en provenance de stations météorologiques automatiques, on utilise le chiffre du code 2 si la tendance est à la hausse, 7 si la tendance est à la baisse, et 4 si la pression atmosphérique est la même que trois heures auparavant. 2) Dans les messages provenant de stations tropicales qui communiquent des données concernant les changements de pression sur 24 heures, le chiffre du code 2 indique que la tendance est positive, le chiffre 7 qu'elle est négative, et le chiffre 4 que la pression est la même que 24 heures auparavant.</w:t>
       </w:r>
     </w:p>
     <w:p/>
